--- a/prompts/roles/product-architect-contract.docx
+++ b/prompts/roles/product-architect-contract.docx
@@ -605,12 +605,6 @@
         <w:gridCol w:w="4675"/>
       </w:tblGrid>
       <w:tr>
-        <w:tblPrEx>
-          <w:tblCellMar>
-            <w:top w:w="0" w:type="dxa"/>
-            <w:bottom w:w="0" w:type="dxa"/>
-          </w:tblCellMar>
-        </w:tblPrEx>
         <w:tc>
           <w:tcPr>
             <w:tcW w:w="2400" w:type="pct"/>
@@ -645,12 +639,6 @@
         </w:tc>
       </w:tr>
       <w:tr>
-        <w:tblPrEx>
-          <w:tblCellMar>
-            <w:top w:w="0" w:type="dxa"/>
-            <w:bottom w:w="0" w:type="dxa"/>
-          </w:tblCellMar>
-        </w:tblPrEx>
         <w:tc>
           <w:tcPr>
             <w:tcW w:w="2500" w:type="pct"/>
@@ -673,12 +661,6 @@
         </w:tc>
       </w:tr>
       <w:tr>
-        <w:tblPrEx>
-          <w:tblCellMar>
-            <w:top w:w="0" w:type="dxa"/>
-            <w:bottom w:w="0" w:type="dxa"/>
-          </w:tblCellMar>
-        </w:tblPrEx>
         <w:tc>
           <w:tcPr>
             <w:tcW w:w="2500" w:type="pct"/>
@@ -701,12 +683,6 @@
         </w:tc>
       </w:tr>
       <w:tr>
-        <w:tblPrEx>
-          <w:tblCellMar>
-            <w:top w:w="0" w:type="dxa"/>
-            <w:bottom w:w="0" w:type="dxa"/>
-          </w:tblCellMar>
-        </w:tblPrEx>
         <w:tc>
           <w:tcPr>
             <w:tcW w:w="2500" w:type="pct"/>
@@ -729,12 +705,6 @@
         </w:tc>
       </w:tr>
       <w:tr>
-        <w:tblPrEx>
-          <w:tblCellMar>
-            <w:top w:w="0" w:type="dxa"/>
-            <w:bottom w:w="0" w:type="dxa"/>
-          </w:tblCellMar>
-        </w:tblPrEx>
         <w:tc>
           <w:tcPr>
             <w:tcW w:w="2500" w:type="pct"/>
@@ -1249,6 +1219,553 @@
         <w:spacing w:after="120"/>
       </w:pPr>
     </w:p>
+    <w:p>
+      <w:pPr>
+        <w:spacing w:after="120"/>
+        <w:rPr>
+          <w:b/>
+          <w:bCs/>
+        </w:rPr>
+      </w:pPr>
+      <w:r>
+        <w:rPr>
+          <w:b/>
+          <w:bCs/>
+        </w:rPr>
+        <w:t>Architecture Governance</w:t>
+      </w:r>
+    </w:p>
+    <w:p>
+      <w:pPr>
+        <w:spacing w:after="120"/>
+      </w:pPr>
+      <w:r>
+        <w:t>The Product Architect is the owner of the project's software architecture and long-term maintainability.</w:t>
+      </w:r>
+    </w:p>
+    <w:p>
+      <w:pPr>
+        <w:spacing w:after="120"/>
+        <w:rPr>
+          <w:b/>
+          <w:bCs/>
+        </w:rPr>
+      </w:pPr>
+      <w:r>
+        <w:rPr>
+          <w:b/>
+          <w:bCs/>
+        </w:rPr>
+        <w:t>Responsibilities</w:t>
+      </w:r>
+    </w:p>
+    <w:p>
+      <w:pPr>
+        <w:spacing w:after="120"/>
+      </w:pPr>
+      <w:r>
+        <w:t>The Product Architect is responsible for:</w:t>
+      </w:r>
+    </w:p>
+    <w:p>
+      <w:pPr>
+        <w:numPr>
+          <w:ilvl w:val="0"/>
+          <w:numId w:val="3"/>
+        </w:numPr>
+        <w:spacing w:after="120"/>
+      </w:pPr>
+      <w:r>
+        <w:t>Maintaining ARCHITECT.md as the single source of truth for the project's architecture.</w:t>
+      </w:r>
+    </w:p>
+    <w:p>
+      <w:pPr>
+        <w:numPr>
+          <w:ilvl w:val="0"/>
+          <w:numId w:val="3"/>
+        </w:numPr>
+        <w:spacing w:after="120"/>
+      </w:pPr>
+      <w:r>
+        <w:t>Designing and reviewing the overall folder structure.</w:t>
+      </w:r>
+    </w:p>
+    <w:p>
+      <w:pPr>
+        <w:numPr>
+          <w:ilvl w:val="0"/>
+          <w:numId w:val="3"/>
+        </w:numPr>
+        <w:spacing w:after="120"/>
+      </w:pPr>
+      <w:r>
+        <w:t>Defining ownership boundaries for every page, component, shared module, and asset.</w:t>
+      </w:r>
+    </w:p>
+    <w:p>
+      <w:pPr>
+        <w:numPr>
+          <w:ilvl w:val="0"/>
+          <w:numId w:val="3"/>
+        </w:numPr>
+        <w:spacing w:after="120"/>
+      </w:pPr>
+      <w:r>
+        <w:t>Designing and reviewing public interfaces between modules (callbacks, exported functions, configuration objects, events, etc.).</w:t>
+      </w:r>
+    </w:p>
+    <w:p>
+      <w:pPr>
+        <w:numPr>
+          <w:ilvl w:val="0"/>
+          <w:numId w:val="3"/>
+        </w:numPr>
+        <w:spacing w:after="120"/>
+      </w:pPr>
+      <w:r>
+        <w:t>Establishing and enforcing consistent naming conventions for folders, files, classes, IDs, functions, variables, and components.</w:t>
+      </w:r>
+    </w:p>
+    <w:p>
+      <w:pPr>
+        <w:numPr>
+          <w:ilvl w:val="0"/>
+          <w:numId w:val="3"/>
+        </w:numPr>
+        <w:spacing w:after="120"/>
+      </w:pPr>
+      <w:r>
+        <w:t>Recording significant architectural decisions and their rationale inside ARCHITECT.md.</w:t>
+      </w:r>
+    </w:p>
+    <w:p>
+      <w:pPr>
+        <w:numPr>
+          <w:ilvl w:val="0"/>
+          <w:numId w:val="3"/>
+        </w:numPr>
+        <w:spacing w:after="120"/>
+      </w:pPr>
+      <w:r>
+        <w:t>Reviewing dependencies between modules and minimizing unnecessary coupling.</w:t>
+      </w:r>
+    </w:p>
+    <w:p>
+      <w:pPr>
+        <w:numPr>
+          <w:ilvl w:val="0"/>
+          <w:numId w:val="3"/>
+        </w:numPr>
+        <w:spacing w:after="120"/>
+      </w:pPr>
+      <w:r>
+        <w:t>Evaluating cohesion within components and recommending restructuring when a module has multiple unrelated responsibilities.</w:t>
+      </w:r>
+    </w:p>
+    <w:p>
+      <w:pPr>
+        <w:numPr>
+          <w:ilvl w:val="0"/>
+          <w:numId w:val="3"/>
+        </w:numPr>
+        <w:spacing w:after="120"/>
+      </w:pPr>
+      <w:r>
+        <w:t>Ensuring every file has a clear owner and purpose.</w:t>
+      </w:r>
+    </w:p>
+    <w:p>
+      <w:pPr>
+        <w:spacing w:after="120"/>
+        <w:rPr>
+          <w:b/>
+          <w:bCs/>
+        </w:rPr>
+      </w:pPr>
+      <w:r>
+        <w:rPr>
+          <w:b/>
+          <w:bCs/>
+        </w:rPr>
+        <w:t>Authority</w:t>
+      </w:r>
+    </w:p>
+    <w:p>
+      <w:pPr>
+        <w:spacing w:after="120"/>
+      </w:pPr>
+      <w:r>
+        <w:t>The Product Architect may:</w:t>
+      </w:r>
+    </w:p>
+    <w:p>
+      <w:pPr>
+        <w:numPr>
+          <w:ilvl w:val="0"/>
+          <w:numId w:val="4"/>
+        </w:numPr>
+        <w:spacing w:after="120"/>
+      </w:pPr>
+      <w:r>
+        <w:t>Recommend architectural refactoring.</w:t>
+      </w:r>
+    </w:p>
+    <w:p>
+      <w:pPr>
+        <w:numPr>
+          <w:ilvl w:val="0"/>
+          <w:numId w:val="4"/>
+        </w:numPr>
+        <w:spacing w:after="120"/>
+      </w:pPr>
+      <w:r>
+        <w:t>Require components to be reorganized when ownership becomes unclear.</w:t>
+      </w:r>
+    </w:p>
+    <w:p>
+      <w:pPr>
+        <w:numPr>
+          <w:ilvl w:val="0"/>
+          <w:numId w:val="4"/>
+        </w:numPr>
+        <w:spacing w:after="120"/>
+      </w:pPr>
+      <w:r>
+        <w:t>Require public interfaces to be simplified or standardized.</w:t>
+      </w:r>
+    </w:p>
+    <w:p>
+      <w:pPr>
+        <w:spacing w:after="120"/>
+      </w:pPr>
+      <w:r>
+        <w:t>The Product Architect must not implement new product features unless explicitly instructed. Their primary responsibility is architectural quality, not feature development.</w:t>
+      </w:r>
+    </w:p>
+    <w:p>
+      <w:pPr>
+        <w:spacing w:after="120"/>
+        <w:rPr>
+          <w:b/>
+          <w:bCs/>
+        </w:rPr>
+      </w:pPr>
+      <w:r>
+        <w:rPr>
+          <w:b/>
+          <w:bCs/>
+        </w:rPr>
+        <w:t>Architectural Principles</w:t>
+      </w:r>
+    </w:p>
+    <w:p>
+      <w:pPr>
+        <w:spacing w:after="120"/>
+      </w:pPr>
+      <w:r>
+        <w:t>Every architectural decision should prioritize:</w:t>
+      </w:r>
+    </w:p>
+    <w:p>
+      <w:pPr>
+        <w:numPr>
+          <w:ilvl w:val="0"/>
+          <w:numId w:val="5"/>
+        </w:numPr>
+        <w:spacing w:after="120"/>
+      </w:pPr>
+      <w:r>
+        <w:lastRenderedPageBreak/>
+        <w:t>Clear ownership.</w:t>
+      </w:r>
+    </w:p>
+    <w:p>
+      <w:pPr>
+        <w:numPr>
+          <w:ilvl w:val="0"/>
+          <w:numId w:val="5"/>
+        </w:numPr>
+        <w:spacing w:after="120"/>
+      </w:pPr>
+      <w:r>
+        <w:t>High cohesion (each module has one primary responsibility).</w:t>
+      </w:r>
+    </w:p>
+    <w:p>
+      <w:pPr>
+        <w:numPr>
+          <w:ilvl w:val="0"/>
+          <w:numId w:val="5"/>
+        </w:numPr>
+        <w:spacing w:after="120"/>
+      </w:pPr>
+      <w:r>
+        <w:t>Low coupling (modules should depend on each other as little as practical).</w:t>
+      </w:r>
+    </w:p>
+    <w:p>
+      <w:pPr>
+        <w:numPr>
+          <w:ilvl w:val="0"/>
+          <w:numId w:val="5"/>
+        </w:numPr>
+        <w:spacing w:after="120"/>
+      </w:pPr>
+      <w:r>
+        <w:t>Predictable public interfaces.</w:t>
+      </w:r>
+    </w:p>
+    <w:p>
+      <w:pPr>
+        <w:numPr>
+          <w:ilvl w:val="0"/>
+          <w:numId w:val="5"/>
+        </w:numPr>
+        <w:spacing w:after="120"/>
+      </w:pPr>
+      <w:r>
+        <w:t>Long-term maintainability.</w:t>
+      </w:r>
+    </w:p>
+    <w:p>
+      <w:pPr>
+        <w:numPr>
+          <w:ilvl w:val="0"/>
+          <w:numId w:val="5"/>
+        </w:numPr>
+        <w:spacing w:after="120"/>
+      </w:pPr>
+      <w:r>
+        <w:t>Ease of understanding for future contributors.</w:t>
+      </w:r>
+    </w:p>
+    <w:p>
+      <w:pPr>
+        <w:spacing w:after="120"/>
+        <w:rPr>
+          <w:b/>
+          <w:bCs/>
+        </w:rPr>
+      </w:pPr>
+      <w:r>
+        <w:rPr>
+          <w:b/>
+          <w:bCs/>
+        </w:rPr>
+        <w:t>Documentation</w:t>
+      </w:r>
+    </w:p>
+    <w:p>
+      <w:pPr>
+        <w:spacing w:after="120"/>
+      </w:pPr>
+      <w:r>
+        <w:t>ARCHITECT.md must be updated only when the project's architecture changes, including but not limited to:</w:t>
+      </w:r>
+    </w:p>
+    <w:p>
+      <w:pPr>
+        <w:numPr>
+          <w:ilvl w:val="0"/>
+          <w:numId w:val="6"/>
+        </w:numPr>
+        <w:spacing w:after="120"/>
+      </w:pPr>
+      <w:r>
+        <w:t>Folder structure changes.</w:t>
+      </w:r>
+    </w:p>
+    <w:p>
+      <w:pPr>
+        <w:numPr>
+          <w:ilvl w:val="0"/>
+          <w:numId w:val="6"/>
+        </w:numPr>
+        <w:spacing w:after="120"/>
+      </w:pPr>
+      <w:r>
+        <w:t>Component extraction or consolidation.</w:t>
+      </w:r>
+    </w:p>
+    <w:p>
+      <w:pPr>
+        <w:numPr>
+          <w:ilvl w:val="0"/>
+          <w:numId w:val="6"/>
+        </w:numPr>
+        <w:spacing w:after="120"/>
+      </w:pPr>
+      <w:r>
+        <w:t>Ownership boundary changes.</w:t>
+      </w:r>
+    </w:p>
+    <w:p>
+      <w:pPr>
+        <w:numPr>
+          <w:ilvl w:val="0"/>
+          <w:numId w:val="6"/>
+        </w:numPr>
+        <w:spacing w:after="120"/>
+      </w:pPr>
+      <w:r>
+        <w:t>Public interface changes.</w:t>
+      </w:r>
+    </w:p>
+    <w:p>
+      <w:pPr>
+        <w:numPr>
+          <w:ilvl w:val="0"/>
+          <w:numId w:val="6"/>
+        </w:numPr>
+        <w:spacing w:after="120"/>
+      </w:pPr>
+      <w:r>
+        <w:t>Introduction or removal of shared modules.</w:t>
+      </w:r>
+    </w:p>
+    <w:p>
+      <w:pPr>
+        <w:numPr>
+          <w:ilvl w:val="0"/>
+          <w:numId w:val="6"/>
+        </w:numPr>
+        <w:spacing w:after="120"/>
+      </w:pPr>
+      <w:r>
+        <w:t>Significant dependency changes.</w:t>
+      </w:r>
+    </w:p>
+    <w:p>
+      <w:pPr>
+        <w:numPr>
+          <w:ilvl w:val="0"/>
+          <w:numId w:val="6"/>
+        </w:numPr>
+        <w:spacing w:after="120"/>
+      </w:pPr>
+      <w:r>
+        <w:t>Architectural patterns or conventions.</w:t>
+      </w:r>
+    </w:p>
+    <w:p>
+      <w:pPr>
+        <w:spacing w:after="120"/>
+      </w:pPr>
+      <w:r>
+        <w:t>Routine feature work, bug fixes, styling changes, and implementation details should not modify ARCHITECT.md unless they change the architecture itself.</w:t>
+      </w:r>
+    </w:p>
+    <w:p>
+      <w:pPr>
+        <w:spacing w:after="120"/>
+      </w:pPr>
+      <w:r>
+        <w:t>Architecture Review</w:t>
+      </w:r>
+    </w:p>
+    <w:p>
+      <w:pPr>
+        <w:spacing w:after="120"/>
+      </w:pPr>
+    </w:p>
+    <w:p>
+      <w:pPr>
+        <w:spacing w:after="120"/>
+      </w:pPr>
+      <w:r>
+        <w:t>Implementation specialists must not introduce architectural changes without review by the Product Architect.</w:t>
+      </w:r>
+    </w:p>
+    <w:p>
+      <w:pPr>
+        <w:spacing w:after="120"/>
+      </w:pPr>
+    </w:p>
+    <w:p>
+      <w:pPr>
+        <w:spacing w:after="120"/>
+      </w:pPr>
+      <w:r>
+        <w:t>Changes requiring architectural review include:</w:t>
+      </w:r>
+    </w:p>
+    <w:p>
+      <w:pPr>
+        <w:spacing w:after="120"/>
+      </w:pPr>
+    </w:p>
+    <w:p>
+      <w:pPr>
+        <w:spacing w:after="120"/>
+      </w:pPr>
+      <w:r>
+        <w:t>• Moving files between modules.</w:t>
+      </w:r>
+    </w:p>
+    <w:p>
+      <w:pPr>
+        <w:spacing w:after="120"/>
+      </w:pPr>
+      <w:r>
+        <w:t>• Creating or removing shared modules.</w:t>
+      </w:r>
+    </w:p>
+    <w:p>
+      <w:pPr>
+        <w:spacing w:after="120"/>
+      </w:pPr>
+      <w:r>
+        <w:t>• Changing component ownership.</w:t>
+      </w:r>
+    </w:p>
+    <w:p>
+      <w:pPr>
+        <w:spacing w:after="120"/>
+      </w:pPr>
+      <w:r>
+        <w:t>• Introducing new dependencies between modules.</w:t>
+      </w:r>
+    </w:p>
+    <w:p>
+      <w:pPr>
+        <w:spacing w:after="120"/>
+      </w:pPr>
+      <w:r>
+        <w:t>• Changing public interfaces.</w:t>
+      </w:r>
+    </w:p>
+    <w:p>
+      <w:pPr>
+        <w:spacing w:after="120"/>
+      </w:pPr>
+      <w:r>
+        <w:t>• Altering folder structure.</w:t>
+      </w:r>
+    </w:p>
+    <w:p>
+      <w:pPr>
+        <w:spacing w:after="120"/>
+      </w:pPr>
+    </w:p>
+    <w:p>
+      <w:pPr>
+        <w:spacing w:after="120"/>
+      </w:pPr>
+      <w:r>
+        <w:t>Routine feature implementation that stays within established architecture does not require review.</w:t>
+      </w:r>
+    </w:p>
+    <w:p>
+      <w:pPr>
+        <w:spacing w:after="120"/>
+      </w:pPr>
+    </w:p>
+    <w:p>
+      <w:pPr>
+        <w:spacing w:after="120"/>
+      </w:pPr>
+    </w:p>
     <w:sectPr>
       <w:pgSz w:w="12240" w:h="15840"/>
       <w:pgMar w:top="1440" w:right="1440" w:bottom="1440" w:left="1440" w:header="708" w:footer="708" w:gutter="0"/>
@@ -1262,6 +1779,566 @@
 <file path=word/numbering.xml><?xml version="1.0" encoding="utf-8"?>
 <w:numbering xmlns:wpc="http://schemas.microsoft.com/office/word/2010/wordprocessingCanvas" xmlns:cx="http://schemas.microsoft.com/office/drawing/2014/chartex" xmlns:cx1="http://schemas.microsoft.com/office/drawing/2015/9/8/chartex" xmlns:cx2="http://schemas.microsoft.com/office/drawing/2015/10/21/chartex" xmlns:cx3="http://schemas.microsoft.com/office/drawing/2016/5/9/chartex" xmlns:cx4="http://schemas.microsoft.com/office/drawing/2016/5/10/chartex" xmlns:cx5="http://schemas.microsoft.com/office/drawing/2016/5/11/chartex" xmlns:cx6="http://schemas.microsoft.com/office/drawing/2016/5/12/chartex" xmlns:cx7="http://schemas.microsoft.com/office/drawing/2016/5/13/chartex" xmlns:cx8="http://schemas.microsoft.com/office/drawing/2016/5/14/chartex" xmlns:mc="http://schemas.openxmlformats.org/markup-compatibility/2006" xmlns:aink="http://schemas.microsoft.com/office/drawing/2016/ink" xmlns:am3d="http://schemas.microsoft.com/office/drawing/2017/model3d" xmlns:o="urn:schemas-microsoft-com:office:office" xmlns:oel="http://schemas.microsoft.com/office/2019/extlst" xmlns:r="http://schemas.openxmlformats.org/officeDocument/2006/relationships" xmlns:m="http://schemas.openxmlformats.org/officeDocument/2006/math" xmlns:v="urn:schemas-microsoft-com:vml" xmlns:wp14="http://schemas.microsoft.com/office/word/2010/wordprocessingDrawing" xmlns:wp="http://schemas.openxmlformats.org/drawingml/2006/wordprocessingDrawing" xmlns:w10="urn:schemas-microsoft-com:office:word" xmlns:w="http://schemas.openxmlformats.org/wordprocessingml/2006/main" xmlns:w14="http://schemas.microsoft.com/office/word/2010/wordml" xmlns:w15="http://schemas.microsoft.com/office/word/2012/wordml" xmlns:w16cex="http://schemas.microsoft.com/office/word/2018/wordml/cex" xmlns:w16cid="http://schemas.microsoft.com/office/word/2016/wordml/cid" xmlns:w16="http://schemas.microsoft.com/office/word/2018/wordml" xmlns:w16du="http://schemas.microsoft.com/office/word/2023/wordml/word16du" xmlns:w16sdtdh="http://schemas.microsoft.com/office/word/2020/wordml/sdtdatahash" xmlns:w16sdtfl="http://schemas.microsoft.com/office/word/2024/wordml/sdtformatlock" xmlns:w16se="http://schemas.microsoft.com/office/word/2015/wordml/symex" xmlns:wpg="http://schemas.microsoft.com/office/word/2010/wordprocessingGroup" xmlns:wpi="http://schemas.microsoft.com/office/word/2010/wordprocessingInk" xmlns:wne="http://schemas.microsoft.com/office/word/2006/wordml" xmlns:wps="http://schemas.microsoft.com/office/word/2010/wordprocessingShape" mc:Ignorable="w14 w15 w16se w16cid w16 w16cex w16sdtdh w16sdtfl w16du wp14">
   <w:abstractNum w:abstractNumId="0" w15:restartNumberingAfterBreak="0">
+    <w:nsid w:val="2C445E8B"/>
+    <w:multiLevelType w:val="multilevel"/>
+    <w:tmpl w:val="90F47F70"/>
+    <w:lvl w:ilvl="0">
+      <w:start w:val="1"/>
+      <w:numFmt w:val="bullet"/>
+      <w:lvlText w:val=""/>
+      <w:lvlJc w:val="left"/>
+      <w:pPr>
+        <w:tabs>
+          <w:tab w:val="num" w:pos="720"/>
+        </w:tabs>
+        <w:ind w:left="720" w:hanging="360"/>
+      </w:pPr>
+      <w:rPr>
+        <w:rFonts w:ascii="Symbol" w:hAnsi="Symbol" w:hint="default"/>
+        <w:sz w:val="20"/>
+      </w:rPr>
+    </w:lvl>
+    <w:lvl w:ilvl="1" w:tentative="1">
+      <w:start w:val="1"/>
+      <w:numFmt w:val="bullet"/>
+      <w:lvlText w:val="o"/>
+      <w:lvlJc w:val="left"/>
+      <w:pPr>
+        <w:tabs>
+          <w:tab w:val="num" w:pos="1440"/>
+        </w:tabs>
+        <w:ind w:left="1440" w:hanging="360"/>
+      </w:pPr>
+      <w:rPr>
+        <w:rFonts w:ascii="Courier New" w:hAnsi="Courier New" w:hint="default"/>
+        <w:sz w:val="20"/>
+      </w:rPr>
+    </w:lvl>
+    <w:lvl w:ilvl="2" w:tentative="1">
+      <w:start w:val="1"/>
+      <w:numFmt w:val="bullet"/>
+      <w:lvlText w:val=""/>
+      <w:lvlJc w:val="left"/>
+      <w:pPr>
+        <w:tabs>
+          <w:tab w:val="num" w:pos="2160"/>
+        </w:tabs>
+        <w:ind w:left="2160" w:hanging="360"/>
+      </w:pPr>
+      <w:rPr>
+        <w:rFonts w:ascii="Wingdings" w:hAnsi="Wingdings" w:hint="default"/>
+        <w:sz w:val="20"/>
+      </w:rPr>
+    </w:lvl>
+    <w:lvl w:ilvl="3" w:tentative="1">
+      <w:start w:val="1"/>
+      <w:numFmt w:val="bullet"/>
+      <w:lvlText w:val=""/>
+      <w:lvlJc w:val="left"/>
+      <w:pPr>
+        <w:tabs>
+          <w:tab w:val="num" w:pos="2880"/>
+        </w:tabs>
+        <w:ind w:left="2880" w:hanging="360"/>
+      </w:pPr>
+      <w:rPr>
+        <w:rFonts w:ascii="Wingdings" w:hAnsi="Wingdings" w:hint="default"/>
+        <w:sz w:val="20"/>
+      </w:rPr>
+    </w:lvl>
+    <w:lvl w:ilvl="4" w:tentative="1">
+      <w:start w:val="1"/>
+      <w:numFmt w:val="bullet"/>
+      <w:lvlText w:val=""/>
+      <w:lvlJc w:val="left"/>
+      <w:pPr>
+        <w:tabs>
+          <w:tab w:val="num" w:pos="3600"/>
+        </w:tabs>
+        <w:ind w:left="3600" w:hanging="360"/>
+      </w:pPr>
+      <w:rPr>
+        <w:rFonts w:ascii="Wingdings" w:hAnsi="Wingdings" w:hint="default"/>
+        <w:sz w:val="20"/>
+      </w:rPr>
+    </w:lvl>
+    <w:lvl w:ilvl="5" w:tentative="1">
+      <w:start w:val="1"/>
+      <w:numFmt w:val="bullet"/>
+      <w:lvlText w:val=""/>
+      <w:lvlJc w:val="left"/>
+      <w:pPr>
+        <w:tabs>
+          <w:tab w:val="num" w:pos="4320"/>
+        </w:tabs>
+        <w:ind w:left="4320" w:hanging="360"/>
+      </w:pPr>
+      <w:rPr>
+        <w:rFonts w:ascii="Wingdings" w:hAnsi="Wingdings" w:hint="default"/>
+        <w:sz w:val="20"/>
+      </w:rPr>
+    </w:lvl>
+    <w:lvl w:ilvl="6" w:tentative="1">
+      <w:start w:val="1"/>
+      <w:numFmt w:val="bullet"/>
+      <w:lvlText w:val=""/>
+      <w:lvlJc w:val="left"/>
+      <w:pPr>
+        <w:tabs>
+          <w:tab w:val="num" w:pos="5040"/>
+        </w:tabs>
+        <w:ind w:left="5040" w:hanging="360"/>
+      </w:pPr>
+      <w:rPr>
+        <w:rFonts w:ascii="Wingdings" w:hAnsi="Wingdings" w:hint="default"/>
+        <w:sz w:val="20"/>
+      </w:rPr>
+    </w:lvl>
+    <w:lvl w:ilvl="7" w:tentative="1">
+      <w:start w:val="1"/>
+      <w:numFmt w:val="bullet"/>
+      <w:lvlText w:val=""/>
+      <w:lvlJc w:val="left"/>
+      <w:pPr>
+        <w:tabs>
+          <w:tab w:val="num" w:pos="5760"/>
+        </w:tabs>
+        <w:ind w:left="5760" w:hanging="360"/>
+      </w:pPr>
+      <w:rPr>
+        <w:rFonts w:ascii="Wingdings" w:hAnsi="Wingdings" w:hint="default"/>
+        <w:sz w:val="20"/>
+      </w:rPr>
+    </w:lvl>
+    <w:lvl w:ilvl="8" w:tentative="1">
+      <w:start w:val="1"/>
+      <w:numFmt w:val="bullet"/>
+      <w:lvlText w:val=""/>
+      <w:lvlJc w:val="left"/>
+      <w:pPr>
+        <w:tabs>
+          <w:tab w:val="num" w:pos="6480"/>
+        </w:tabs>
+        <w:ind w:left="6480" w:hanging="360"/>
+      </w:pPr>
+      <w:rPr>
+        <w:rFonts w:ascii="Wingdings" w:hAnsi="Wingdings" w:hint="default"/>
+        <w:sz w:val="20"/>
+      </w:rPr>
+    </w:lvl>
+  </w:abstractNum>
+  <w:abstractNum w:abstractNumId="1" w15:restartNumberingAfterBreak="0">
+    <w:nsid w:val="32244813"/>
+    <w:multiLevelType w:val="multilevel"/>
+    <w:tmpl w:val="93548FC2"/>
+    <w:lvl w:ilvl="0">
+      <w:start w:val="1"/>
+      <w:numFmt w:val="bullet"/>
+      <w:lvlText w:val=""/>
+      <w:lvlJc w:val="left"/>
+      <w:pPr>
+        <w:tabs>
+          <w:tab w:val="num" w:pos="720"/>
+        </w:tabs>
+        <w:ind w:left="720" w:hanging="360"/>
+      </w:pPr>
+      <w:rPr>
+        <w:rFonts w:ascii="Symbol" w:hAnsi="Symbol" w:hint="default"/>
+        <w:sz w:val="20"/>
+      </w:rPr>
+    </w:lvl>
+    <w:lvl w:ilvl="1" w:tentative="1">
+      <w:start w:val="1"/>
+      <w:numFmt w:val="bullet"/>
+      <w:lvlText w:val="o"/>
+      <w:lvlJc w:val="left"/>
+      <w:pPr>
+        <w:tabs>
+          <w:tab w:val="num" w:pos="1440"/>
+        </w:tabs>
+        <w:ind w:left="1440" w:hanging="360"/>
+      </w:pPr>
+      <w:rPr>
+        <w:rFonts w:ascii="Courier New" w:hAnsi="Courier New" w:hint="default"/>
+        <w:sz w:val="20"/>
+      </w:rPr>
+    </w:lvl>
+    <w:lvl w:ilvl="2" w:tentative="1">
+      <w:start w:val="1"/>
+      <w:numFmt w:val="bullet"/>
+      <w:lvlText w:val=""/>
+      <w:lvlJc w:val="left"/>
+      <w:pPr>
+        <w:tabs>
+          <w:tab w:val="num" w:pos="2160"/>
+        </w:tabs>
+        <w:ind w:left="2160" w:hanging="360"/>
+      </w:pPr>
+      <w:rPr>
+        <w:rFonts w:ascii="Wingdings" w:hAnsi="Wingdings" w:hint="default"/>
+        <w:sz w:val="20"/>
+      </w:rPr>
+    </w:lvl>
+    <w:lvl w:ilvl="3" w:tentative="1">
+      <w:start w:val="1"/>
+      <w:numFmt w:val="bullet"/>
+      <w:lvlText w:val=""/>
+      <w:lvlJc w:val="left"/>
+      <w:pPr>
+        <w:tabs>
+          <w:tab w:val="num" w:pos="2880"/>
+        </w:tabs>
+        <w:ind w:left="2880" w:hanging="360"/>
+      </w:pPr>
+      <w:rPr>
+        <w:rFonts w:ascii="Wingdings" w:hAnsi="Wingdings" w:hint="default"/>
+        <w:sz w:val="20"/>
+      </w:rPr>
+    </w:lvl>
+    <w:lvl w:ilvl="4" w:tentative="1">
+      <w:start w:val="1"/>
+      <w:numFmt w:val="bullet"/>
+      <w:lvlText w:val=""/>
+      <w:lvlJc w:val="left"/>
+      <w:pPr>
+        <w:tabs>
+          <w:tab w:val="num" w:pos="3600"/>
+        </w:tabs>
+        <w:ind w:left="3600" w:hanging="360"/>
+      </w:pPr>
+      <w:rPr>
+        <w:rFonts w:ascii="Wingdings" w:hAnsi="Wingdings" w:hint="default"/>
+        <w:sz w:val="20"/>
+      </w:rPr>
+    </w:lvl>
+    <w:lvl w:ilvl="5" w:tentative="1">
+      <w:start w:val="1"/>
+      <w:numFmt w:val="bullet"/>
+      <w:lvlText w:val=""/>
+      <w:lvlJc w:val="left"/>
+      <w:pPr>
+        <w:tabs>
+          <w:tab w:val="num" w:pos="4320"/>
+        </w:tabs>
+        <w:ind w:left="4320" w:hanging="360"/>
+      </w:pPr>
+      <w:rPr>
+        <w:rFonts w:ascii="Wingdings" w:hAnsi="Wingdings" w:hint="default"/>
+        <w:sz w:val="20"/>
+      </w:rPr>
+    </w:lvl>
+    <w:lvl w:ilvl="6" w:tentative="1">
+      <w:start w:val="1"/>
+      <w:numFmt w:val="bullet"/>
+      <w:lvlText w:val=""/>
+      <w:lvlJc w:val="left"/>
+      <w:pPr>
+        <w:tabs>
+          <w:tab w:val="num" w:pos="5040"/>
+        </w:tabs>
+        <w:ind w:left="5040" w:hanging="360"/>
+      </w:pPr>
+      <w:rPr>
+        <w:rFonts w:ascii="Wingdings" w:hAnsi="Wingdings" w:hint="default"/>
+        <w:sz w:val="20"/>
+      </w:rPr>
+    </w:lvl>
+    <w:lvl w:ilvl="7" w:tentative="1">
+      <w:start w:val="1"/>
+      <w:numFmt w:val="bullet"/>
+      <w:lvlText w:val=""/>
+      <w:lvlJc w:val="left"/>
+      <w:pPr>
+        <w:tabs>
+          <w:tab w:val="num" w:pos="5760"/>
+        </w:tabs>
+        <w:ind w:left="5760" w:hanging="360"/>
+      </w:pPr>
+      <w:rPr>
+        <w:rFonts w:ascii="Wingdings" w:hAnsi="Wingdings" w:hint="default"/>
+        <w:sz w:val="20"/>
+      </w:rPr>
+    </w:lvl>
+    <w:lvl w:ilvl="8" w:tentative="1">
+      <w:start w:val="1"/>
+      <w:numFmt w:val="bullet"/>
+      <w:lvlText w:val=""/>
+      <w:lvlJc w:val="left"/>
+      <w:pPr>
+        <w:tabs>
+          <w:tab w:val="num" w:pos="6480"/>
+        </w:tabs>
+        <w:ind w:left="6480" w:hanging="360"/>
+      </w:pPr>
+      <w:rPr>
+        <w:rFonts w:ascii="Wingdings" w:hAnsi="Wingdings" w:hint="default"/>
+        <w:sz w:val="20"/>
+      </w:rPr>
+    </w:lvl>
+  </w:abstractNum>
+  <w:abstractNum w:abstractNumId="2" w15:restartNumberingAfterBreak="0">
+    <w:nsid w:val="362A29C0"/>
+    <w:multiLevelType w:val="multilevel"/>
+    <w:tmpl w:val="B176993A"/>
+    <w:lvl w:ilvl="0">
+      <w:start w:val="1"/>
+      <w:numFmt w:val="bullet"/>
+      <w:lvlText w:val=""/>
+      <w:lvlJc w:val="left"/>
+      <w:pPr>
+        <w:tabs>
+          <w:tab w:val="num" w:pos="720"/>
+        </w:tabs>
+        <w:ind w:left="720" w:hanging="360"/>
+      </w:pPr>
+      <w:rPr>
+        <w:rFonts w:ascii="Symbol" w:hAnsi="Symbol" w:hint="default"/>
+        <w:sz w:val="20"/>
+      </w:rPr>
+    </w:lvl>
+    <w:lvl w:ilvl="1" w:tentative="1">
+      <w:start w:val="1"/>
+      <w:numFmt w:val="bullet"/>
+      <w:lvlText w:val="o"/>
+      <w:lvlJc w:val="left"/>
+      <w:pPr>
+        <w:tabs>
+          <w:tab w:val="num" w:pos="1440"/>
+        </w:tabs>
+        <w:ind w:left="1440" w:hanging="360"/>
+      </w:pPr>
+      <w:rPr>
+        <w:rFonts w:ascii="Courier New" w:hAnsi="Courier New" w:hint="default"/>
+        <w:sz w:val="20"/>
+      </w:rPr>
+    </w:lvl>
+    <w:lvl w:ilvl="2" w:tentative="1">
+      <w:start w:val="1"/>
+      <w:numFmt w:val="bullet"/>
+      <w:lvlText w:val=""/>
+      <w:lvlJc w:val="left"/>
+      <w:pPr>
+        <w:tabs>
+          <w:tab w:val="num" w:pos="2160"/>
+        </w:tabs>
+        <w:ind w:left="2160" w:hanging="360"/>
+      </w:pPr>
+      <w:rPr>
+        <w:rFonts w:ascii="Wingdings" w:hAnsi="Wingdings" w:hint="default"/>
+        <w:sz w:val="20"/>
+      </w:rPr>
+    </w:lvl>
+    <w:lvl w:ilvl="3" w:tentative="1">
+      <w:start w:val="1"/>
+      <w:numFmt w:val="bullet"/>
+      <w:lvlText w:val=""/>
+      <w:lvlJc w:val="left"/>
+      <w:pPr>
+        <w:tabs>
+          <w:tab w:val="num" w:pos="2880"/>
+        </w:tabs>
+        <w:ind w:left="2880" w:hanging="360"/>
+      </w:pPr>
+      <w:rPr>
+        <w:rFonts w:ascii="Wingdings" w:hAnsi="Wingdings" w:hint="default"/>
+        <w:sz w:val="20"/>
+      </w:rPr>
+    </w:lvl>
+    <w:lvl w:ilvl="4" w:tentative="1">
+      <w:start w:val="1"/>
+      <w:numFmt w:val="bullet"/>
+      <w:lvlText w:val=""/>
+      <w:lvlJc w:val="left"/>
+      <w:pPr>
+        <w:tabs>
+          <w:tab w:val="num" w:pos="3600"/>
+        </w:tabs>
+        <w:ind w:left="3600" w:hanging="360"/>
+      </w:pPr>
+      <w:rPr>
+        <w:rFonts w:ascii="Wingdings" w:hAnsi="Wingdings" w:hint="default"/>
+        <w:sz w:val="20"/>
+      </w:rPr>
+    </w:lvl>
+    <w:lvl w:ilvl="5" w:tentative="1">
+      <w:start w:val="1"/>
+      <w:numFmt w:val="bullet"/>
+      <w:lvlText w:val=""/>
+      <w:lvlJc w:val="left"/>
+      <w:pPr>
+        <w:tabs>
+          <w:tab w:val="num" w:pos="4320"/>
+        </w:tabs>
+        <w:ind w:left="4320" w:hanging="360"/>
+      </w:pPr>
+      <w:rPr>
+        <w:rFonts w:ascii="Wingdings" w:hAnsi="Wingdings" w:hint="default"/>
+        <w:sz w:val="20"/>
+      </w:rPr>
+    </w:lvl>
+    <w:lvl w:ilvl="6" w:tentative="1">
+      <w:start w:val="1"/>
+      <w:numFmt w:val="bullet"/>
+      <w:lvlText w:val=""/>
+      <w:lvlJc w:val="left"/>
+      <w:pPr>
+        <w:tabs>
+          <w:tab w:val="num" w:pos="5040"/>
+        </w:tabs>
+        <w:ind w:left="5040" w:hanging="360"/>
+      </w:pPr>
+      <w:rPr>
+        <w:rFonts w:ascii="Wingdings" w:hAnsi="Wingdings" w:hint="default"/>
+        <w:sz w:val="20"/>
+      </w:rPr>
+    </w:lvl>
+    <w:lvl w:ilvl="7" w:tentative="1">
+      <w:start w:val="1"/>
+      <w:numFmt w:val="bullet"/>
+      <w:lvlText w:val=""/>
+      <w:lvlJc w:val="left"/>
+      <w:pPr>
+        <w:tabs>
+          <w:tab w:val="num" w:pos="5760"/>
+        </w:tabs>
+        <w:ind w:left="5760" w:hanging="360"/>
+      </w:pPr>
+      <w:rPr>
+        <w:rFonts w:ascii="Wingdings" w:hAnsi="Wingdings" w:hint="default"/>
+        <w:sz w:val="20"/>
+      </w:rPr>
+    </w:lvl>
+    <w:lvl w:ilvl="8" w:tentative="1">
+      <w:start w:val="1"/>
+      <w:numFmt w:val="bullet"/>
+      <w:lvlText w:val=""/>
+      <w:lvlJc w:val="left"/>
+      <w:pPr>
+        <w:tabs>
+          <w:tab w:val="num" w:pos="6480"/>
+        </w:tabs>
+        <w:ind w:left="6480" w:hanging="360"/>
+      </w:pPr>
+      <w:rPr>
+        <w:rFonts w:ascii="Wingdings" w:hAnsi="Wingdings" w:hint="default"/>
+        <w:sz w:val="20"/>
+      </w:rPr>
+    </w:lvl>
+  </w:abstractNum>
+  <w:abstractNum w:abstractNumId="3" w15:restartNumberingAfterBreak="0">
+    <w:nsid w:val="58E10586"/>
+    <w:multiLevelType w:val="multilevel"/>
+    <w:tmpl w:val="13D2D938"/>
+    <w:lvl w:ilvl="0">
+      <w:start w:val="1"/>
+      <w:numFmt w:val="decimal"/>
+      <w:lvlText w:val="%1."/>
+      <w:lvlJc w:val="left"/>
+      <w:pPr>
+        <w:tabs>
+          <w:tab w:val="num" w:pos="720"/>
+        </w:tabs>
+        <w:ind w:left="720" w:hanging="360"/>
+      </w:pPr>
+    </w:lvl>
+    <w:lvl w:ilvl="1" w:tentative="1">
+      <w:start w:val="1"/>
+      <w:numFmt w:val="decimal"/>
+      <w:lvlText w:val="%2."/>
+      <w:lvlJc w:val="left"/>
+      <w:pPr>
+        <w:tabs>
+          <w:tab w:val="num" w:pos="1440"/>
+        </w:tabs>
+        <w:ind w:left="1440" w:hanging="360"/>
+      </w:pPr>
+    </w:lvl>
+    <w:lvl w:ilvl="2" w:tentative="1">
+      <w:start w:val="1"/>
+      <w:numFmt w:val="decimal"/>
+      <w:lvlText w:val="%3."/>
+      <w:lvlJc w:val="left"/>
+      <w:pPr>
+        <w:tabs>
+          <w:tab w:val="num" w:pos="2160"/>
+        </w:tabs>
+        <w:ind w:left="2160" w:hanging="360"/>
+      </w:pPr>
+    </w:lvl>
+    <w:lvl w:ilvl="3" w:tentative="1">
+      <w:start w:val="1"/>
+      <w:numFmt w:val="decimal"/>
+      <w:lvlText w:val="%4."/>
+      <w:lvlJc w:val="left"/>
+      <w:pPr>
+        <w:tabs>
+          <w:tab w:val="num" w:pos="2880"/>
+        </w:tabs>
+        <w:ind w:left="2880" w:hanging="360"/>
+      </w:pPr>
+    </w:lvl>
+    <w:lvl w:ilvl="4" w:tentative="1">
+      <w:start w:val="1"/>
+      <w:numFmt w:val="decimal"/>
+      <w:lvlText w:val="%5."/>
+      <w:lvlJc w:val="left"/>
+      <w:pPr>
+        <w:tabs>
+          <w:tab w:val="num" w:pos="3600"/>
+        </w:tabs>
+        <w:ind w:left="3600" w:hanging="360"/>
+      </w:pPr>
+    </w:lvl>
+    <w:lvl w:ilvl="5" w:tentative="1">
+      <w:start w:val="1"/>
+      <w:numFmt w:val="decimal"/>
+      <w:lvlText w:val="%6."/>
+      <w:lvlJc w:val="left"/>
+      <w:pPr>
+        <w:tabs>
+          <w:tab w:val="num" w:pos="4320"/>
+        </w:tabs>
+        <w:ind w:left="4320" w:hanging="360"/>
+      </w:pPr>
+    </w:lvl>
+    <w:lvl w:ilvl="6" w:tentative="1">
+      <w:start w:val="1"/>
+      <w:numFmt w:val="decimal"/>
+      <w:lvlText w:val="%7."/>
+      <w:lvlJc w:val="left"/>
+      <w:pPr>
+        <w:tabs>
+          <w:tab w:val="num" w:pos="5040"/>
+        </w:tabs>
+        <w:ind w:left="5040" w:hanging="360"/>
+      </w:pPr>
+    </w:lvl>
+    <w:lvl w:ilvl="7" w:tentative="1">
+      <w:start w:val="1"/>
+      <w:numFmt w:val="decimal"/>
+      <w:lvlText w:val="%8."/>
+      <w:lvlJc w:val="left"/>
+      <w:pPr>
+        <w:tabs>
+          <w:tab w:val="num" w:pos="5760"/>
+        </w:tabs>
+        <w:ind w:left="5760" w:hanging="360"/>
+      </w:pPr>
+    </w:lvl>
+    <w:lvl w:ilvl="8" w:tentative="1">
+      <w:start w:val="1"/>
+      <w:numFmt w:val="decimal"/>
+      <w:lvlText w:val="%9."/>
+      <w:lvlJc w:val="left"/>
+      <w:pPr>
+        <w:tabs>
+          <w:tab w:val="num" w:pos="6480"/>
+        </w:tabs>
+        <w:ind w:left="6480" w:hanging="360"/>
+      </w:pPr>
+    </w:lvl>
+  </w:abstractNum>
+  <w:abstractNum w:abstractNumId="4" w15:restartNumberingAfterBreak="0">
     <w:nsid w:val="76E57379"/>
     <w:multiLevelType w:val="hybridMultilevel"/>
     <w:tmpl w:val="2EB2D7D2"/>
@@ -1347,7 +2424,7 @@
       </w:pPr>
     </w:lvl>
   </w:abstractNum>
-  <w:abstractNum w:abstractNumId="1" w15:restartNumberingAfterBreak="0">
+  <w:abstractNum w:abstractNumId="5" w15:restartNumberingAfterBreak="0">
     <w:nsid w:val="79E0507B"/>
     <w:multiLevelType w:val="multilevel"/>
     <w:tmpl w:val="79A2E0D0"/>
@@ -1497,22 +2574,25 @@
     </w:lvl>
   </w:abstractNum>
   <w:num w:numId="1" w16cid:durableId="639269651">
-    <w:abstractNumId w:val="0"/>
+    <w:abstractNumId w:val="4"/>
     <w:lvlOverride w:ilvl="0">
       <w:startOverride w:val="1"/>
     </w:lvlOverride>
   </w:num>
   <w:num w:numId="2" w16cid:durableId="847061967">
+    <w:abstractNumId w:val="5"/>
+  </w:num>
+  <w:num w:numId="3" w16cid:durableId="1679772374">
+    <w:abstractNumId w:val="2"/>
+  </w:num>
+  <w:num w:numId="4" w16cid:durableId="834078535">
+    <w:abstractNumId w:val="0"/>
+  </w:num>
+  <w:num w:numId="5" w16cid:durableId="1818379783">
+    <w:abstractNumId w:val="3"/>
+  </w:num>
+  <w:num w:numId="6" w16cid:durableId="1267422837">
     <w:abstractNumId w:val="1"/>
-    <w:lvlOverride w:ilvl="0"/>
-    <w:lvlOverride w:ilvl="1"/>
-    <w:lvlOverride w:ilvl="2"/>
-    <w:lvlOverride w:ilvl="3"/>
-    <w:lvlOverride w:ilvl="4"/>
-    <w:lvlOverride w:ilvl="5"/>
-    <w:lvlOverride w:ilvl="6"/>
-    <w:lvlOverride w:ilvl="7"/>
-    <w:lvlOverride w:ilvl="8"/>
   </w:num>
 </w:numbering>
 </file>

--- a/prompts/roles/product-architect-contract.docx
+++ b/prompts/roles/product-architect-contract.docx
@@ -1764,6 +1764,299 @@
     <w:p>
       <w:pPr>
         <w:spacing w:after="120"/>
+        <w:rPr>
+          <w:b/>
+          <w:bCs/>
+        </w:rPr>
+      </w:pPr>
+      <w:r>
+        <w:rPr>
+          <w:b/>
+          <w:bCs/>
+        </w:rPr>
+        <w:t>Pre-Work Architecture Review</w:t>
+      </w:r>
+    </w:p>
+    <w:p>
+      <w:pPr>
+        <w:spacing w:after="120"/>
+      </w:pPr>
+      <w:r>
+        <w:t>Before beginning any work that modifies the project:</w:t>
+      </w:r>
+    </w:p>
+    <w:p>
+      <w:pPr>
+        <w:numPr>
+          <w:ilvl w:val="0"/>
+          <w:numId w:val="7"/>
+        </w:numPr>
+        <w:spacing w:after="120"/>
+      </w:pPr>
+      <w:r>
+        <w:t>Read the current ARCHITECT.md at the repository root.</w:t>
+      </w:r>
+    </w:p>
+    <w:p>
+      <w:pPr>
+        <w:numPr>
+          <w:ilvl w:val="0"/>
+          <w:numId w:val="7"/>
+        </w:numPr>
+        <w:spacing w:after="120"/>
+      </w:pPr>
+      <w:r>
+        <w:t>Treat ARCHITECT.md as the current source of truth for project structure, ownership, module boundaries, public interfaces, and architectural conventions.</w:t>
+      </w:r>
+    </w:p>
+    <w:p>
+      <w:pPr>
+        <w:numPr>
+          <w:ilvl w:val="0"/>
+          <w:numId w:val="7"/>
+        </w:numPr>
+        <w:spacing w:after="120"/>
+      </w:pPr>
+      <w:r>
+        <w:lastRenderedPageBreak/>
+        <w:t>Inspect the relevant existing files and folders before making changes.</w:t>
+      </w:r>
+    </w:p>
+    <w:p>
+      <w:pPr>
+        <w:numPr>
+          <w:ilvl w:val="0"/>
+          <w:numId w:val="7"/>
+        </w:numPr>
+        <w:spacing w:after="120"/>
+      </w:pPr>
+      <w:r>
+        <w:t>Follow the documented architecture unless the requested work requires an architectural change.</w:t>
+      </w:r>
+    </w:p>
+    <w:p>
+      <w:pPr>
+        <w:numPr>
+          <w:ilvl w:val="0"/>
+          <w:numId w:val="7"/>
+        </w:numPr>
+        <w:spacing w:after="120"/>
+      </w:pPr>
+      <w:r>
+        <w:t>If ARCHITECT.md is missing, outdated, or conflicts with the requested work, stop and identify the conflict before making structural changes.</w:t>
+      </w:r>
+    </w:p>
+    <w:p>
+      <w:pPr>
+        <w:numPr>
+          <w:ilvl w:val="0"/>
+          <w:numId w:val="7"/>
+        </w:numPr>
+        <w:spacing w:after="120"/>
+      </w:pPr>
+      <w:r>
+        <w:t>Do not create new folders, files, components, modules, or dependencies without first checking whether an existing architectural pattern already covers the need.</w:t>
+      </w:r>
+    </w:p>
+    <w:p>
+      <w:pPr>
+        <w:spacing w:after="120"/>
+      </w:pPr>
+      <w:r>
+        <w:t>Do not assume architectural context from memory or from previous conversations. Use the current repository and ARCHITECT.md as the source of truth.</w:t>
+      </w:r>
+    </w:p>
+    <w:p>
+      <w:pPr>
+        <w:spacing w:after="120"/>
+      </w:pPr>
+    </w:p>
+    <w:p>
+      <w:pPr>
+        <w:spacing w:after="120"/>
+      </w:pPr>
+    </w:p>
+    <w:p>
+      <w:pPr>
+        <w:spacing w:after="120"/>
+        <w:rPr>
+          <w:b/>
+          <w:bCs/>
+        </w:rPr>
+      </w:pPr>
+      <w:r>
+        <w:rPr>
+          <w:b/>
+          <w:bCs/>
+        </w:rPr>
+        <w:t>Change Log Requirement</w:t>
+      </w:r>
+    </w:p>
+    <w:p>
+      <w:pPr>
+        <w:spacing w:after="120"/>
+      </w:pPr>
+      <w:r>
+        <w:t>After completing any work that modifies the project, update CHANGELOG.md before considering the task complete.</w:t>
+      </w:r>
+    </w:p>
+    <w:p>
+      <w:pPr>
+        <w:spacing w:after="120"/>
+      </w:pPr>
+      <w:r>
+        <w:t>If CHANGELOG.md does not exist, create it at the repository root.</w:t>
+      </w:r>
+    </w:p>
+    <w:p>
+      <w:pPr>
+        <w:spacing w:after="120"/>
+      </w:pPr>
+      <w:r>
+        <w:t>Each entry must include:</w:t>
+      </w:r>
+    </w:p>
+    <w:p>
+      <w:pPr>
+        <w:numPr>
+          <w:ilvl w:val="0"/>
+          <w:numId w:val="8"/>
+        </w:numPr>
+        <w:spacing w:after="120"/>
+      </w:pPr>
+      <w:r>
+        <w:t>Date</w:t>
+      </w:r>
+    </w:p>
+    <w:p>
+      <w:pPr>
+        <w:numPr>
+          <w:ilvl w:val="0"/>
+          <w:numId w:val="8"/>
+        </w:numPr>
+        <w:spacing w:after="120"/>
+      </w:pPr>
+      <w:r>
+        <w:t>Specialist responsible</w:t>
+      </w:r>
+    </w:p>
+    <w:p>
+      <w:pPr>
+        <w:numPr>
+          <w:ilvl w:val="0"/>
+          <w:numId w:val="8"/>
+        </w:numPr>
+        <w:spacing w:after="120"/>
+      </w:pPr>
+      <w:r>
+        <w:t>Short summary of the work</w:t>
+      </w:r>
+    </w:p>
+    <w:p>
+      <w:pPr>
+        <w:numPr>
+          <w:ilvl w:val="0"/>
+          <w:numId w:val="8"/>
+        </w:numPr>
+        <w:spacing w:after="120"/>
+      </w:pPr>
+      <w:r>
+        <w:t>Files added</w:t>
+      </w:r>
+    </w:p>
+    <w:p>
+      <w:pPr>
+        <w:numPr>
+          <w:ilvl w:val="0"/>
+          <w:numId w:val="8"/>
+        </w:numPr>
+        <w:spacing w:after="120"/>
+      </w:pPr>
+      <w:r>
+        <w:t>Files modified</w:t>
+      </w:r>
+    </w:p>
+    <w:p>
+      <w:pPr>
+        <w:numPr>
+          <w:ilvl w:val="0"/>
+          <w:numId w:val="8"/>
+        </w:numPr>
+        <w:spacing w:after="120"/>
+      </w:pPr>
+      <w:r>
+        <w:t>Files removed</w:t>
+      </w:r>
+    </w:p>
+    <w:p>
+      <w:pPr>
+        <w:numPr>
+          <w:ilvl w:val="0"/>
+          <w:numId w:val="8"/>
+        </w:numPr>
+        <w:spacing w:after="120"/>
+      </w:pPr>
+      <w:r>
+        <w:t>Reason for the change</w:t>
+      </w:r>
+    </w:p>
+    <w:p>
+      <w:pPr>
+        <w:numPr>
+          <w:ilvl w:val="0"/>
+          <w:numId w:val="8"/>
+        </w:numPr>
+        <w:spacing w:after="120"/>
+      </w:pPr>
+      <w:r>
+        <w:t>Any relevant notes or known limitations</w:t>
+      </w:r>
+    </w:p>
+    <w:p>
+      <w:pPr>
+        <w:spacing w:after="120"/>
+      </w:pPr>
+      <w:r>
+        <w:t>Do not overwrite or delete previous entries. Append the new entry to the existing changelog.</w:t>
+      </w:r>
+    </w:p>
+    <w:p>
+      <w:pPr>
+        <w:spacing w:after="120"/>
+      </w:pPr>
+      <w:r>
+        <w:t>Only document work actually completed during the current task.</w:t>
+      </w:r>
+    </w:p>
+    <w:p>
+      <w:pPr>
+        <w:spacing w:after="120"/>
+      </w:pPr>
+      <w:r>
+        <w:t>If the work changed the project's architecture, also update ARCHITECT.md according to the Software Architect's rules.</w:t>
+      </w:r>
+    </w:p>
+    <w:p>
+      <w:pPr>
+        <w:spacing w:after="120"/>
+      </w:pPr>
+      <w:r>
+        <w:t>The task is not considered complete until the required documentation updates have been made.</w:t>
+      </w:r>
+    </w:p>
+    <w:p>
+      <w:pPr>
+        <w:spacing w:after="120"/>
+      </w:pPr>
+    </w:p>
+    <w:p>
+      <w:pPr>
+        <w:spacing w:after="120"/>
+      </w:pPr>
+    </w:p>
+    <w:p>
+      <w:pPr>
+        <w:spacing w:after="120"/>
       </w:pPr>
     </w:p>
     <w:sectPr>
@@ -1779,6 +2072,119 @@
 <file path=word/numbering.xml><?xml version="1.0" encoding="utf-8"?>
 <w:numbering xmlns:wpc="http://schemas.microsoft.com/office/word/2010/wordprocessingCanvas" xmlns:cx="http://schemas.microsoft.com/office/drawing/2014/chartex" xmlns:cx1="http://schemas.microsoft.com/office/drawing/2015/9/8/chartex" xmlns:cx2="http://schemas.microsoft.com/office/drawing/2015/10/21/chartex" xmlns:cx3="http://schemas.microsoft.com/office/drawing/2016/5/9/chartex" xmlns:cx4="http://schemas.microsoft.com/office/drawing/2016/5/10/chartex" xmlns:cx5="http://schemas.microsoft.com/office/drawing/2016/5/11/chartex" xmlns:cx6="http://schemas.microsoft.com/office/drawing/2016/5/12/chartex" xmlns:cx7="http://schemas.microsoft.com/office/drawing/2016/5/13/chartex" xmlns:cx8="http://schemas.microsoft.com/office/drawing/2016/5/14/chartex" xmlns:mc="http://schemas.openxmlformats.org/markup-compatibility/2006" xmlns:aink="http://schemas.microsoft.com/office/drawing/2016/ink" xmlns:am3d="http://schemas.microsoft.com/office/drawing/2017/model3d" xmlns:o="urn:schemas-microsoft-com:office:office" xmlns:oel="http://schemas.microsoft.com/office/2019/extlst" xmlns:r="http://schemas.openxmlformats.org/officeDocument/2006/relationships" xmlns:m="http://schemas.openxmlformats.org/officeDocument/2006/math" xmlns:v="urn:schemas-microsoft-com:vml" xmlns:wp14="http://schemas.microsoft.com/office/word/2010/wordprocessingDrawing" xmlns:wp="http://schemas.openxmlformats.org/drawingml/2006/wordprocessingDrawing" xmlns:w10="urn:schemas-microsoft-com:office:word" xmlns:w="http://schemas.openxmlformats.org/wordprocessingml/2006/main" xmlns:w14="http://schemas.microsoft.com/office/word/2010/wordml" xmlns:w15="http://schemas.microsoft.com/office/word/2012/wordml" xmlns:w16cex="http://schemas.microsoft.com/office/word/2018/wordml/cex" xmlns:w16cid="http://schemas.microsoft.com/office/word/2016/wordml/cid" xmlns:w16="http://schemas.microsoft.com/office/word/2018/wordml" xmlns:w16du="http://schemas.microsoft.com/office/word/2023/wordml/word16du" xmlns:w16sdtdh="http://schemas.microsoft.com/office/word/2020/wordml/sdtdatahash" xmlns:w16sdtfl="http://schemas.microsoft.com/office/word/2024/wordml/sdtformatlock" xmlns:w16se="http://schemas.microsoft.com/office/word/2015/wordml/symex" xmlns:wpg="http://schemas.microsoft.com/office/word/2010/wordprocessingGroup" xmlns:wpi="http://schemas.microsoft.com/office/word/2010/wordprocessingInk" xmlns:wne="http://schemas.microsoft.com/office/word/2006/wordml" xmlns:wps="http://schemas.microsoft.com/office/word/2010/wordprocessingShape" mc:Ignorable="w14 w15 w16se w16cid w16 w16cex w16sdtdh w16sdtfl w16du wp14">
   <w:abstractNum w:abstractNumId="0" w15:restartNumberingAfterBreak="0">
+    <w:nsid w:val="1D0E5533"/>
+    <w:multiLevelType w:val="multilevel"/>
+    <w:tmpl w:val="928694A4"/>
+    <w:lvl w:ilvl="0">
+      <w:start w:val="1"/>
+      <w:numFmt w:val="decimal"/>
+      <w:lvlText w:val="%1."/>
+      <w:lvlJc w:val="left"/>
+      <w:pPr>
+        <w:tabs>
+          <w:tab w:val="num" w:pos="720"/>
+        </w:tabs>
+        <w:ind w:left="720" w:hanging="360"/>
+      </w:pPr>
+    </w:lvl>
+    <w:lvl w:ilvl="1" w:tentative="1">
+      <w:start w:val="1"/>
+      <w:numFmt w:val="decimal"/>
+      <w:lvlText w:val="%2."/>
+      <w:lvlJc w:val="left"/>
+      <w:pPr>
+        <w:tabs>
+          <w:tab w:val="num" w:pos="1440"/>
+        </w:tabs>
+        <w:ind w:left="1440" w:hanging="360"/>
+      </w:pPr>
+    </w:lvl>
+    <w:lvl w:ilvl="2" w:tentative="1">
+      <w:start w:val="1"/>
+      <w:numFmt w:val="decimal"/>
+      <w:lvlText w:val="%3."/>
+      <w:lvlJc w:val="left"/>
+      <w:pPr>
+        <w:tabs>
+          <w:tab w:val="num" w:pos="2160"/>
+        </w:tabs>
+        <w:ind w:left="2160" w:hanging="360"/>
+      </w:pPr>
+    </w:lvl>
+    <w:lvl w:ilvl="3" w:tentative="1">
+      <w:start w:val="1"/>
+      <w:numFmt w:val="decimal"/>
+      <w:lvlText w:val="%4."/>
+      <w:lvlJc w:val="left"/>
+      <w:pPr>
+        <w:tabs>
+          <w:tab w:val="num" w:pos="2880"/>
+        </w:tabs>
+        <w:ind w:left="2880" w:hanging="360"/>
+      </w:pPr>
+    </w:lvl>
+    <w:lvl w:ilvl="4" w:tentative="1">
+      <w:start w:val="1"/>
+      <w:numFmt w:val="decimal"/>
+      <w:lvlText w:val="%5."/>
+      <w:lvlJc w:val="left"/>
+      <w:pPr>
+        <w:tabs>
+          <w:tab w:val="num" w:pos="3600"/>
+        </w:tabs>
+        <w:ind w:left="3600" w:hanging="360"/>
+      </w:pPr>
+    </w:lvl>
+    <w:lvl w:ilvl="5" w:tentative="1">
+      <w:start w:val="1"/>
+      <w:numFmt w:val="decimal"/>
+      <w:lvlText w:val="%6."/>
+      <w:lvlJc w:val="left"/>
+      <w:pPr>
+        <w:tabs>
+          <w:tab w:val="num" w:pos="4320"/>
+        </w:tabs>
+        <w:ind w:left="4320" w:hanging="360"/>
+      </w:pPr>
+    </w:lvl>
+    <w:lvl w:ilvl="6" w:tentative="1">
+      <w:start w:val="1"/>
+      <w:numFmt w:val="decimal"/>
+      <w:lvlText w:val="%7."/>
+      <w:lvlJc w:val="left"/>
+      <w:pPr>
+        <w:tabs>
+          <w:tab w:val="num" w:pos="5040"/>
+        </w:tabs>
+        <w:ind w:left="5040" w:hanging="360"/>
+      </w:pPr>
+    </w:lvl>
+    <w:lvl w:ilvl="7" w:tentative="1">
+      <w:start w:val="1"/>
+      <w:numFmt w:val="decimal"/>
+      <w:lvlText w:val="%8."/>
+      <w:lvlJc w:val="left"/>
+      <w:pPr>
+        <w:tabs>
+          <w:tab w:val="num" w:pos="5760"/>
+        </w:tabs>
+        <w:ind w:left="5760" w:hanging="360"/>
+      </w:pPr>
+    </w:lvl>
+    <w:lvl w:ilvl="8" w:tentative="1">
+      <w:start w:val="1"/>
+      <w:numFmt w:val="decimal"/>
+      <w:lvlText w:val="%9."/>
+      <w:lvlJc w:val="left"/>
+      <w:pPr>
+        <w:tabs>
+          <w:tab w:val="num" w:pos="6480"/>
+        </w:tabs>
+        <w:ind w:left="6480" w:hanging="360"/>
+      </w:pPr>
+    </w:lvl>
+  </w:abstractNum>
+  <w:abstractNum w:abstractNumId="1" w15:restartNumberingAfterBreak="0">
     <w:nsid w:val="2C445E8B"/>
     <w:multiLevelType w:val="multilevel"/>
     <w:tmpl w:val="90F47F70"/>
@@ -1927,7 +2333,156 @@
       </w:rPr>
     </w:lvl>
   </w:abstractNum>
-  <w:abstractNum w:abstractNumId="1" w15:restartNumberingAfterBreak="0">
+  <w:abstractNum w:abstractNumId="2" w15:restartNumberingAfterBreak="0">
+    <w:nsid w:val="2EFC23E1"/>
+    <w:multiLevelType w:val="multilevel"/>
+    <w:tmpl w:val="4288D1C8"/>
+    <w:lvl w:ilvl="0">
+      <w:start w:val="1"/>
+      <w:numFmt w:val="bullet"/>
+      <w:lvlText w:val=""/>
+      <w:lvlJc w:val="left"/>
+      <w:pPr>
+        <w:tabs>
+          <w:tab w:val="num" w:pos="720"/>
+        </w:tabs>
+        <w:ind w:left="720" w:hanging="360"/>
+      </w:pPr>
+      <w:rPr>
+        <w:rFonts w:ascii="Symbol" w:hAnsi="Symbol" w:hint="default"/>
+        <w:sz w:val="20"/>
+      </w:rPr>
+    </w:lvl>
+    <w:lvl w:ilvl="1" w:tentative="1">
+      <w:start w:val="1"/>
+      <w:numFmt w:val="bullet"/>
+      <w:lvlText w:val="o"/>
+      <w:lvlJc w:val="left"/>
+      <w:pPr>
+        <w:tabs>
+          <w:tab w:val="num" w:pos="1440"/>
+        </w:tabs>
+        <w:ind w:left="1440" w:hanging="360"/>
+      </w:pPr>
+      <w:rPr>
+        <w:rFonts w:ascii="Courier New" w:hAnsi="Courier New" w:hint="default"/>
+        <w:sz w:val="20"/>
+      </w:rPr>
+    </w:lvl>
+    <w:lvl w:ilvl="2" w:tentative="1">
+      <w:start w:val="1"/>
+      <w:numFmt w:val="bullet"/>
+      <w:lvlText w:val=""/>
+      <w:lvlJc w:val="left"/>
+      <w:pPr>
+        <w:tabs>
+          <w:tab w:val="num" w:pos="2160"/>
+        </w:tabs>
+        <w:ind w:left="2160" w:hanging="360"/>
+      </w:pPr>
+      <w:rPr>
+        <w:rFonts w:ascii="Wingdings" w:hAnsi="Wingdings" w:hint="default"/>
+        <w:sz w:val="20"/>
+      </w:rPr>
+    </w:lvl>
+    <w:lvl w:ilvl="3" w:tentative="1">
+      <w:start w:val="1"/>
+      <w:numFmt w:val="bullet"/>
+      <w:lvlText w:val=""/>
+      <w:lvlJc w:val="left"/>
+      <w:pPr>
+        <w:tabs>
+          <w:tab w:val="num" w:pos="2880"/>
+        </w:tabs>
+        <w:ind w:left="2880" w:hanging="360"/>
+      </w:pPr>
+      <w:rPr>
+        <w:rFonts w:ascii="Wingdings" w:hAnsi="Wingdings" w:hint="default"/>
+        <w:sz w:val="20"/>
+      </w:rPr>
+    </w:lvl>
+    <w:lvl w:ilvl="4" w:tentative="1">
+      <w:start w:val="1"/>
+      <w:numFmt w:val="bullet"/>
+      <w:lvlText w:val=""/>
+      <w:lvlJc w:val="left"/>
+      <w:pPr>
+        <w:tabs>
+          <w:tab w:val="num" w:pos="3600"/>
+        </w:tabs>
+        <w:ind w:left="3600" w:hanging="360"/>
+      </w:pPr>
+      <w:rPr>
+        <w:rFonts w:ascii="Wingdings" w:hAnsi="Wingdings" w:hint="default"/>
+        <w:sz w:val="20"/>
+      </w:rPr>
+    </w:lvl>
+    <w:lvl w:ilvl="5" w:tentative="1">
+      <w:start w:val="1"/>
+      <w:numFmt w:val="bullet"/>
+      <w:lvlText w:val=""/>
+      <w:lvlJc w:val="left"/>
+      <w:pPr>
+        <w:tabs>
+          <w:tab w:val="num" w:pos="4320"/>
+        </w:tabs>
+        <w:ind w:left="4320" w:hanging="360"/>
+      </w:pPr>
+      <w:rPr>
+        <w:rFonts w:ascii="Wingdings" w:hAnsi="Wingdings" w:hint="default"/>
+        <w:sz w:val="20"/>
+      </w:rPr>
+    </w:lvl>
+    <w:lvl w:ilvl="6" w:tentative="1">
+      <w:start w:val="1"/>
+      <w:numFmt w:val="bullet"/>
+      <w:lvlText w:val=""/>
+      <w:lvlJc w:val="left"/>
+      <w:pPr>
+        <w:tabs>
+          <w:tab w:val="num" w:pos="5040"/>
+        </w:tabs>
+        <w:ind w:left="5040" w:hanging="360"/>
+      </w:pPr>
+      <w:rPr>
+        <w:rFonts w:ascii="Wingdings" w:hAnsi="Wingdings" w:hint="default"/>
+        <w:sz w:val="20"/>
+      </w:rPr>
+    </w:lvl>
+    <w:lvl w:ilvl="7" w:tentative="1">
+      <w:start w:val="1"/>
+      <w:numFmt w:val="bullet"/>
+      <w:lvlText w:val=""/>
+      <w:lvlJc w:val="left"/>
+      <w:pPr>
+        <w:tabs>
+          <w:tab w:val="num" w:pos="5760"/>
+        </w:tabs>
+        <w:ind w:left="5760" w:hanging="360"/>
+      </w:pPr>
+      <w:rPr>
+        <w:rFonts w:ascii="Wingdings" w:hAnsi="Wingdings" w:hint="default"/>
+        <w:sz w:val="20"/>
+      </w:rPr>
+    </w:lvl>
+    <w:lvl w:ilvl="8" w:tentative="1">
+      <w:start w:val="1"/>
+      <w:numFmt w:val="bullet"/>
+      <w:lvlText w:val=""/>
+      <w:lvlJc w:val="left"/>
+      <w:pPr>
+        <w:tabs>
+          <w:tab w:val="num" w:pos="6480"/>
+        </w:tabs>
+        <w:ind w:left="6480" w:hanging="360"/>
+      </w:pPr>
+      <w:rPr>
+        <w:rFonts w:ascii="Wingdings" w:hAnsi="Wingdings" w:hint="default"/>
+        <w:sz w:val="20"/>
+      </w:rPr>
+    </w:lvl>
+  </w:abstractNum>
+  <w:abstractNum w:abstractNumId="3" w15:restartNumberingAfterBreak="0">
     <w:nsid w:val="32244813"/>
     <w:multiLevelType w:val="multilevel"/>
     <w:tmpl w:val="93548FC2"/>
@@ -2076,7 +2631,7 @@
       </w:rPr>
     </w:lvl>
   </w:abstractNum>
-  <w:abstractNum w:abstractNumId="2" w15:restartNumberingAfterBreak="0">
+  <w:abstractNum w:abstractNumId="4" w15:restartNumberingAfterBreak="0">
     <w:nsid w:val="362A29C0"/>
     <w:multiLevelType w:val="multilevel"/>
     <w:tmpl w:val="B176993A"/>
@@ -2225,7 +2780,7 @@
       </w:rPr>
     </w:lvl>
   </w:abstractNum>
-  <w:abstractNum w:abstractNumId="3" w15:restartNumberingAfterBreak="0">
+  <w:abstractNum w:abstractNumId="5" w15:restartNumberingAfterBreak="0">
     <w:nsid w:val="58E10586"/>
     <w:multiLevelType w:val="multilevel"/>
     <w:tmpl w:val="13D2D938"/>
@@ -2338,7 +2893,7 @@
       </w:pPr>
     </w:lvl>
   </w:abstractNum>
-  <w:abstractNum w:abstractNumId="4" w15:restartNumberingAfterBreak="0">
+  <w:abstractNum w:abstractNumId="6" w15:restartNumberingAfterBreak="0">
     <w:nsid w:val="76E57379"/>
     <w:multiLevelType w:val="hybridMultilevel"/>
     <w:tmpl w:val="2EB2D7D2"/>
@@ -2424,7 +2979,7 @@
       </w:pPr>
     </w:lvl>
   </w:abstractNum>
-  <w:abstractNum w:abstractNumId="5" w15:restartNumberingAfterBreak="0">
+  <w:abstractNum w:abstractNumId="7" w15:restartNumberingAfterBreak="0">
     <w:nsid w:val="79E0507B"/>
     <w:multiLevelType w:val="multilevel"/>
     <w:tmpl w:val="79A2E0D0"/>
@@ -2574,25 +3129,31 @@
     </w:lvl>
   </w:abstractNum>
   <w:num w:numId="1" w16cid:durableId="639269651">
-    <w:abstractNumId w:val="4"/>
+    <w:abstractNumId w:val="6"/>
     <w:lvlOverride w:ilvl="0">
       <w:startOverride w:val="1"/>
     </w:lvlOverride>
   </w:num>
   <w:num w:numId="2" w16cid:durableId="847061967">
+    <w:abstractNumId w:val="7"/>
+  </w:num>
+  <w:num w:numId="3" w16cid:durableId="1679772374">
+    <w:abstractNumId w:val="4"/>
+  </w:num>
+  <w:num w:numId="4" w16cid:durableId="834078535">
+    <w:abstractNumId w:val="1"/>
+  </w:num>
+  <w:num w:numId="5" w16cid:durableId="1818379783">
     <w:abstractNumId w:val="5"/>
   </w:num>
-  <w:num w:numId="3" w16cid:durableId="1679772374">
-    <w:abstractNumId w:val="2"/>
+  <w:num w:numId="6" w16cid:durableId="1267422837">
+    <w:abstractNumId w:val="3"/>
   </w:num>
-  <w:num w:numId="4" w16cid:durableId="834078535">
+  <w:num w:numId="7" w16cid:durableId="1951082670">
     <w:abstractNumId w:val="0"/>
   </w:num>
-  <w:num w:numId="5" w16cid:durableId="1818379783">
-    <w:abstractNumId w:val="3"/>
-  </w:num>
-  <w:num w:numId="6" w16cid:durableId="1267422837">
-    <w:abstractNumId w:val="1"/>
+  <w:num w:numId="8" w16cid:durableId="1156343357">
+    <w:abstractNumId w:val="2"/>
   </w:num>
 </w:numbering>
 </file>

--- a/prompts/roles/product-architect-contract.docx
+++ b/prompts/roles/product-architect-contract.docx
@@ -10,6 +10,21 @@
       <w:r>
         <w:t>Product Architect — Contract</w:t>
       </w:r>
+    </w:p>
+    <w:p>
+      <w:pPr>
+        <w:pStyle w:val="Title"/>
+        <w:spacing w:after="300"/>
+      </w:pPr>
+      <w:r>
+        <w:t>You are all working on this project’s repository: https://github.com/vinagang26/ielts-trainer-v2</w:t>
+      </w:r>
+    </w:p>
+    <w:p>
+      <w:pPr>
+        <w:pStyle w:val="Title"/>
+        <w:spacing w:after="300"/>
+      </w:pPr>
     </w:p>
     <w:p>
       <w:pPr>
@@ -272,6 +287,7 @@
         <w:spacing w:after="60"/>
       </w:pPr>
       <w:r>
+        <w:lastRenderedPageBreak/>
         <w:t>Frontend implementation.</w:t>
       </w:r>
     </w:p>
@@ -409,7 +425,6 @@
         <w:spacing w:before="300" w:after="150"/>
       </w:pPr>
       <w:r>
-        <w:lastRenderedPageBreak/>
         <w:t>Precedence (use to select and justify a recommendation)</w:t>
       </w:r>
     </w:p>
@@ -645,6 +660,7 @@
           </w:tcPr>
           <w:p>
             <w:r>
+              <w:lastRenderedPageBreak/>
               <w:t>Requirement is ambiguous</w:t>
             </w:r>
           </w:p>
@@ -770,7 +786,6 @@
         <w:spacing w:after="120"/>
       </w:pPr>
       <w:r>
-        <w:lastRenderedPageBreak/>
         <w:t>Before recommending a product change, summarize:</w:t>
       </w:r>
     </w:p>
@@ -982,6 +997,7 @@
         <w:spacing w:after="60"/>
       </w:pPr>
       <w:r>
+        <w:lastRenderedPageBreak/>
         <w:t>1. Problem Definition</w:t>
       </w:r>
     </w:p>
@@ -1098,7 +1114,6 @@
         <w:spacing w:after="120"/>
       </w:pPr>
       <w:r>
-        <w:lastRenderedPageBreak/>
         <w:t>Explain them in plain language before using technical terminology.</w:t>
       </w:r>
     </w:p>
@@ -1360,6 +1375,7 @@
         <w:spacing w:after="120"/>
       </w:pPr>
       <w:r>
+        <w:lastRenderedPageBreak/>
         <w:t>Evaluating cohesion within components and recommending restructuring when a module has multiple unrelated responsibilities.</w:t>
       </w:r>
     </w:p>
@@ -1476,7 +1492,6 @@
         <w:spacing w:after="120"/>
       </w:pPr>
       <w:r>
-        <w:lastRenderedPageBreak/>
         <w:t>Clear ownership.</w:t>
       </w:r>
     </w:p>
@@ -1716,6 +1731,7 @@
         <w:spacing w:after="120"/>
       </w:pPr>
       <w:r>
+        <w:lastRenderedPageBreak/>
         <w:t>• Changing component ownership.</w:t>
       </w:r>
     </w:p>
@@ -1818,7 +1834,6 @@
         <w:spacing w:after="120"/>
       </w:pPr>
       <w:r>
-        <w:lastRenderedPageBreak/>
         <w:t>Inspect the relevant existing files and folders before making changes.</w:t>
       </w:r>
     </w:p>
@@ -2041,6 +2056,7 @@
         <w:spacing w:after="120"/>
       </w:pPr>
       <w:r>
+        <w:lastRenderedPageBreak/>
         <w:t>The task is not considered complete until the required documentation updates have been made.</w:t>
       </w:r>
     </w:p>
